--- a/PP/Technical Documentation.docx
+++ b/PP/Technical Documentation.docx
@@ -673,6 +673,7 @@
           <w:lang w:bidi="ar-EG"/>
         </w:rPr>
       </w:pPr>
+      <w:proofErr w:type="spellStart"/>
       <w:r>
         <w:rPr>
           <w:b/>
@@ -681,7 +682,28 @@
           <w:szCs w:val="24"/>
           <w:lang w:bidi="ar-EG"/>
         </w:rPr>
-        <w:t>npm install</w:t>
+        <w:t>npm</w:t>
+      </w:r>
+      <w:proofErr w:type="spellEnd"/>
+      <w:r>
+        <w:rPr>
+          <w:b/>
+          <w:bCs/>
+          <w:sz w:val="24"/>
+          <w:szCs w:val="24"/>
+          <w:lang w:bidi="ar-EG"/>
+        </w:rPr>
+        <w:t xml:space="preserve"> install</w:t>
+      </w:r>
+      <w:r>
+        <w:rPr>
+          <w:b/>
+          <w:bCs/>
+          <w:sz w:val="24"/>
+          <w:szCs w:val="24"/>
+          <w:lang w:bidi="ar-EG"/>
+        </w:rPr>
+        <w:t xml:space="preserve"> or bun install</w:t>
       </w:r>
     </w:p>
     <w:p>
@@ -718,6 +740,7 @@
           <w:lang w:bidi="ar-EG"/>
         </w:rPr>
       </w:pPr>
+      <w:proofErr w:type="spellStart"/>
       <w:r>
         <w:rPr>
           <w:b/>
@@ -726,7 +749,18 @@
           <w:szCs w:val="24"/>
           <w:lang w:bidi="ar-EG"/>
         </w:rPr>
-        <w:t>npm run dev</w:t>
+        <w:t>npm</w:t>
+      </w:r>
+      <w:proofErr w:type="spellEnd"/>
+      <w:r>
+        <w:rPr>
+          <w:b/>
+          <w:bCs/>
+          <w:sz w:val="24"/>
+          <w:szCs w:val="24"/>
+          <w:lang w:bidi="ar-EG"/>
+        </w:rPr>
+        <w:t xml:space="preserve"> run dev</w:t>
       </w:r>
     </w:p>
     <w:p>
@@ -745,7 +779,7 @@
           <w:lang w:bidi="ar-EG"/>
         </w:rPr>
         <w:pict w14:anchorId="6FD7462E">
-          <v:rect id="_x0000_i1030" style="width:0;height:1.5pt" o:hrstd="t" o:hr="t" fillcolor="#a0a0a0" stroked="f"/>
+          <v:rect id="_x0000_i1029" style="width:0;height:1.5pt" o:hrstd="t" o:hr="t" fillcolor="#a0a0a0" stroked="f"/>
         </w:pict>
       </w:r>
     </w:p>
@@ -902,6 +936,7 @@
           <w:lang w:bidi="ar-EG"/>
         </w:rPr>
       </w:pPr>
+      <w:proofErr w:type="spellStart"/>
       <w:r>
         <w:rPr>
           <w:b/>
@@ -912,6 +947,7 @@
         </w:rPr>
         <w:t>App.jsx</w:t>
       </w:r>
+      <w:proofErr w:type="spellEnd"/>
       <w:r>
         <w:rPr>
           <w:sz w:val="24"/>
@@ -934,6 +970,7 @@
           <w:lang w:bidi="ar-EG"/>
         </w:rPr>
       </w:pPr>
+      <w:proofErr w:type="spellStart"/>
       <w:r>
         <w:rPr>
           <w:b/>
@@ -944,6 +981,7 @@
         </w:rPr>
         <w:t>main.jsx</w:t>
       </w:r>
+      <w:proofErr w:type="spellEnd"/>
       <w:r>
         <w:rPr>
           <w:sz w:val="24"/>
@@ -969,292 +1007,7 @@
           <w:lang w:bidi="ar-EG"/>
         </w:rPr>
         <w:pict w14:anchorId="30AC3BFD">
-          <v:rect id="_x0000_i1031" style="width:0;height:1.5pt" o:hrstd="t" o:hr="t" fillcolor="#a0a0a0" stroked="f"/>
-        </w:pict>
-      </w:r>
-    </w:p>
-    <w:p>
-      <w:pPr>
-        <w:bidi w:val="0"/>
-        <w:rPr>
-          <w:b/>
-          <w:bCs/>
-          <w:sz w:val="28"/>
-          <w:szCs w:val="28"/>
-          <w:lang w:bidi="ar-EG"/>
-        </w:rPr>
-      </w:pPr>
-      <w:r>
-        <w:rPr>
-          <w:b/>
-          <w:bCs/>
-          <w:sz w:val="28"/>
-          <w:szCs w:val="28"/>
-          <w:lang w:bidi="ar-EG"/>
-        </w:rPr>
-        <w:t>4. Main Files Explanation</w:t>
-      </w:r>
-    </w:p>
-    <w:p>
-      <w:pPr>
-        <w:bidi w:val="0"/>
-        <w:rPr>
-          <w:b/>
-          <w:bCs/>
-          <w:sz w:val="28"/>
-          <w:szCs w:val="28"/>
-          <w:lang w:bidi="ar-EG"/>
-        </w:rPr>
-      </w:pPr>
-      <w:r>
-        <w:rPr>
-          <w:b/>
-          <w:bCs/>
-          <w:sz w:val="28"/>
-          <w:szCs w:val="28"/>
-          <w:lang w:bidi="ar-EG"/>
-        </w:rPr>
-        <w:t>5. API Overview</w:t>
-      </w:r>
-    </w:p>
-    <w:p>
-      <w:pPr>
-        <w:bidi w:val="0"/>
-        <w:rPr>
-          <w:b/>
-          <w:bCs/>
-          <w:sz w:val="24"/>
-          <w:szCs w:val="24"/>
-          <w:lang w:bidi="ar-EG"/>
-        </w:rPr>
-      </w:pPr>
-      <w:r>
-        <w:rPr>
-          <w:b/>
-          <w:bCs/>
-          <w:sz w:val="24"/>
-          <w:szCs w:val="24"/>
-          <w:lang w:bidi="ar-EG"/>
-        </w:rPr>
-        <w:t>Products:</w:t>
-      </w:r>
-    </w:p>
-    <w:p>
-      <w:pPr>
-        <w:numPr>
-          <w:ilvl w:val="0"/>
-          <w:numId w:val="18"/>
-        </w:numPr>
-        <w:bidi w:val="0"/>
-        <w:rPr>
-          <w:sz w:val="24"/>
-          <w:szCs w:val="24"/>
-          <w:lang w:bidi="ar-EG"/>
-        </w:rPr>
-      </w:pPr>
-      <w:r>
-        <w:rPr>
-          <w:sz w:val="24"/>
-          <w:szCs w:val="24"/>
-          <w:lang w:bidi="ar-EG"/>
-        </w:rPr>
-        <w:t>GET /api/products</w:t>
-      </w:r>
-    </w:p>
-    <w:p>
-      <w:pPr>
-        <w:numPr>
-          <w:ilvl w:val="0"/>
-          <w:numId w:val="18"/>
-        </w:numPr>
-        <w:bidi w:val="0"/>
-        <w:rPr>
-          <w:sz w:val="24"/>
-          <w:szCs w:val="24"/>
-          <w:lang w:bidi="ar-EG"/>
-        </w:rPr>
-      </w:pPr>
-      <w:r>
-        <w:rPr>
-          <w:sz w:val="24"/>
-          <w:szCs w:val="24"/>
-          <w:lang w:bidi="ar-EG"/>
-        </w:rPr>
-        <w:t>GET /api/products/:slug</w:t>
-      </w:r>
-    </w:p>
-    <w:p>
-      <w:pPr>
-        <w:numPr>
-          <w:ilvl w:val="0"/>
-          <w:numId w:val="18"/>
-        </w:numPr>
-        <w:bidi w:val="0"/>
-        <w:rPr>
-          <w:sz w:val="24"/>
-          <w:szCs w:val="24"/>
-          <w:lang w:bidi="ar-EG"/>
-        </w:rPr>
-      </w:pPr>
-      <w:r>
-        <w:rPr>
-          <w:sz w:val="24"/>
-          <w:szCs w:val="24"/>
-          <w:lang w:bidi="ar-EG"/>
-        </w:rPr>
-        <w:t>POST /api/products</w:t>
-      </w:r>
-    </w:p>
-    <w:p>
-      <w:pPr>
-        <w:numPr>
-          <w:ilvl w:val="0"/>
-          <w:numId w:val="18"/>
-        </w:numPr>
-        <w:bidi w:val="0"/>
-        <w:rPr>
-          <w:sz w:val="24"/>
-          <w:szCs w:val="24"/>
-          <w:lang w:bidi="ar-EG"/>
-        </w:rPr>
-      </w:pPr>
-      <w:r>
-        <w:rPr>
-          <w:sz w:val="24"/>
-          <w:szCs w:val="24"/>
-          <w:lang w:bidi="ar-EG"/>
-        </w:rPr>
-        <w:t>PUT /api/products/:id</w:t>
-      </w:r>
-    </w:p>
-    <w:p>
-      <w:pPr>
-        <w:numPr>
-          <w:ilvl w:val="0"/>
-          <w:numId w:val="18"/>
-        </w:numPr>
-        <w:bidi w:val="0"/>
-        <w:rPr>
-          <w:sz w:val="24"/>
-          <w:szCs w:val="24"/>
-          <w:lang w:bidi="ar-EG"/>
-        </w:rPr>
-      </w:pPr>
-      <w:r>
-        <w:rPr>
-          <w:sz w:val="24"/>
-          <w:szCs w:val="24"/>
-          <w:lang w:bidi="ar-EG"/>
-        </w:rPr>
-        <w:t>DELETE /api/products/:id</w:t>
-      </w:r>
-    </w:p>
-    <w:p>
-      <w:pPr>
-        <w:bidi w:val="0"/>
-        <w:rPr>
-          <w:b/>
-          <w:bCs/>
-          <w:sz w:val="24"/>
-          <w:szCs w:val="24"/>
-          <w:lang w:bidi="ar-EG"/>
-        </w:rPr>
-      </w:pPr>
-      <w:r>
-        <w:rPr>
-          <w:b/>
-          <w:bCs/>
-          <w:sz w:val="24"/>
-          <w:szCs w:val="24"/>
-          <w:lang w:bidi="ar-EG"/>
-        </w:rPr>
-        <w:t>Categories:</w:t>
-      </w:r>
-    </w:p>
-    <w:p>
-      <w:pPr>
-        <w:numPr>
-          <w:ilvl w:val="0"/>
-          <w:numId w:val="19"/>
-        </w:numPr>
-        <w:bidi w:val="0"/>
-        <w:rPr>
-          <w:sz w:val="24"/>
-          <w:szCs w:val="24"/>
-          <w:lang w:bidi="ar-EG"/>
-        </w:rPr>
-      </w:pPr>
-      <w:r>
-        <w:rPr>
-          <w:sz w:val="24"/>
-          <w:szCs w:val="24"/>
-          <w:lang w:bidi="ar-EG"/>
-        </w:rPr>
-        <w:t>GET /api/categories</w:t>
-      </w:r>
-    </w:p>
-    <w:p>
-      <w:pPr>
-        <w:bidi w:val="0"/>
-        <w:rPr>
-          <w:b/>
-          <w:bCs/>
-          <w:sz w:val="24"/>
-          <w:szCs w:val="24"/>
-          <w:lang w:bidi="ar-EG"/>
-        </w:rPr>
-      </w:pPr>
-      <w:r>
-        <w:rPr>
-          <w:b/>
-          <w:bCs/>
-          <w:sz w:val="24"/>
-          <w:szCs w:val="24"/>
-          <w:lang w:bidi="ar-EG"/>
-        </w:rPr>
-        <w:t>Authentication:</w:t>
-      </w:r>
-    </w:p>
-    <w:p>
-      <w:pPr>
-        <w:numPr>
-          <w:ilvl w:val="0"/>
-          <w:numId w:val="20"/>
-        </w:numPr>
-        <w:bidi w:val="0"/>
-        <w:rPr>
-          <w:sz w:val="24"/>
-          <w:szCs w:val="24"/>
-          <w:lang w:bidi="ar-EG"/>
-        </w:rPr>
-      </w:pPr>
-      <w:r>
-        <w:rPr>
-          <w:sz w:val="24"/>
-          <w:szCs w:val="24"/>
-          <w:lang w:bidi="ar-EG"/>
-        </w:rPr>
-        <w:t>POST /api/login</w:t>
-      </w:r>
-    </w:p>
-    <w:p>
-      <w:pPr>
-        <w:bidi w:val="0"/>
-        <w:rPr>
-          <w:sz w:val="24"/>
-          <w:szCs w:val="24"/>
-          <w:lang w:bidi="ar-EG"/>
-        </w:rPr>
-      </w:pPr>
-      <w:r>
-        <w:rPr>
-          <w:sz w:val="24"/>
-          <w:szCs w:val="24"/>
-          <w:lang w:bidi="ar-EG"/>
-        </w:rPr>
-        <w:lastRenderedPageBreak/>
-        <w:pict w14:anchorId="363E3604">
-          <v:rect id="_x0000_i1033" style="width:0;height:1.5pt" o:hrstd="t" o:hr="t" fillcolor="#a0a0a0" stroked="f"/>
+          <v:rect id="_x0000_i1030" style="width:0;height:1.5pt" o:hrstd="t" o:hr="t" fillcolor="#a0a0a0" stroked="f"/>
         </w:pict>
       </w:r>
     </w:p>
@@ -1505,7 +1258,7 @@
           <w:lang w:bidi="ar-EG"/>
         </w:rPr>
         <w:pict w14:anchorId="3B396DA3">
-          <v:rect id="_x0000_i1034" style="width:0;height:1.5pt" o:hrstd="t" o:hr="t" fillcolor="#a0a0a0" stroked="f"/>
+          <v:rect id="_x0000_i1032" style="width:0;height:1.5pt" o:hrstd="t" o:hr="t" fillcolor="#a0a0a0" stroked="f"/>
         </w:pict>
       </w:r>
     </w:p>
@@ -1521,7 +1274,10 @@
           <w:lang w:bidi="ar-EG"/>
         </w:rPr>
       </w:pPr>
-      <w:r>
+    </w:p>
+    <w:p>
+      <w:pPr>
+        <w:bidi w:val="0"/>
         <w:rPr>
           <w:b/>
           <w:bCs/>
@@ -1530,6 +1286,17 @@
           <w:szCs w:val="32"/>
           <w:lang w:bidi="ar-EG"/>
         </w:rPr>
+      </w:pPr>
+      <w:r>
+        <w:rPr>
+          <w:b/>
+          <w:bCs/>
+          <w:color w:val="4472C4" w:themeColor="accent1"/>
+          <w:sz w:val="32"/>
+          <w:szCs w:val="32"/>
+          <w:lang w:bidi="ar-EG"/>
+        </w:rPr>
+        <w:lastRenderedPageBreak/>
         <w:t>Website Pages Preview</w:t>
       </w:r>
     </w:p>
@@ -1634,55 +1401,31 @@
       </w:pPr>
       <w:r>
         <w:rPr>
-          <w:b/>
-          <w:bCs/>
-          <w:sz w:val="36"/>
-          <w:szCs w:val="36"/>
-          <w:lang w:bidi="ar-EG"/>
-        </w:rPr>
-        <w:lastRenderedPageBreak/>
-        <w:t>About Page</w:t>
-      </w:r>
-    </w:p>
-    <w:p>
-      <w:pPr>
-        <w:pStyle w:val="ListParagraph"/>
-        <w:bidi w:val="0"/>
-        <w:rPr>
-          <w:b/>
-          <w:bCs/>
-          <w:sz w:val="24"/>
-          <w:szCs w:val="24"/>
-          <w:lang w:bidi="ar-EG"/>
-        </w:rPr>
-      </w:pPr>
-      <w:r>
-        <w:rPr>
           <w:noProof/>
         </w:rPr>
         <w:drawing>
-          <wp:anchor distT="0" distB="0" distL="114300" distR="114300" simplePos="0" relativeHeight="251658240" behindDoc="1" locked="0" layoutInCell="1" allowOverlap="1" wp14:anchorId="4DF31466" wp14:editId="18027DCD">
+          <wp:anchor distT="0" distB="0" distL="114300" distR="114300" simplePos="0" relativeHeight="251658240" behindDoc="1" locked="0" layoutInCell="1" allowOverlap="1" wp14:anchorId="4DF31466" wp14:editId="1D4430E0">
             <wp:simplePos x="0" y="0"/>
             <wp:positionH relativeFrom="margin">
-              <wp:align>center</wp:align>
+              <wp:align>left</wp:align>
             </wp:positionH>
             <wp:positionV relativeFrom="paragraph">
-              <wp:posOffset>191770</wp:posOffset>
+              <wp:posOffset>496560</wp:posOffset>
             </wp:positionV>
-            <wp:extent cx="4985385" cy="3690620"/>
-            <wp:effectExtent l="76200" t="76200" r="139065" b="138430"/>
+            <wp:extent cx="5491480" cy="3118485"/>
+            <wp:effectExtent l="76200" t="76200" r="128270" b="139065"/>
             <wp:wrapTight wrapText="bothSides">
               <wp:wrapPolygon edited="0">
-                <wp:start x="-165" y="-446"/>
-                <wp:lineTo x="-330" y="-334"/>
-                <wp:lineTo x="-330" y="21853"/>
-                <wp:lineTo x="-165" y="22299"/>
-                <wp:lineTo x="21955" y="22299"/>
-                <wp:lineTo x="22120" y="21184"/>
-                <wp:lineTo x="22120" y="1449"/>
-                <wp:lineTo x="21955" y="-223"/>
-                <wp:lineTo x="21955" y="-446"/>
-                <wp:lineTo x="-165" y="-446"/>
+                <wp:start x="-150" y="-528"/>
+                <wp:lineTo x="-300" y="-396"/>
+                <wp:lineTo x="-300" y="21903"/>
+                <wp:lineTo x="-150" y="22431"/>
+                <wp:lineTo x="21880" y="22431"/>
+                <wp:lineTo x="22030" y="20848"/>
+                <wp:lineTo x="22030" y="1715"/>
+                <wp:lineTo x="21880" y="-264"/>
+                <wp:lineTo x="21880" y="-528"/>
+                <wp:lineTo x="-150" y="-528"/>
               </wp:wrapPolygon>
             </wp:wrapTight>
             <wp:docPr id="151234971" name="Picture 1"/>
@@ -1711,7 +1454,7 @@
                   <pic:spPr>
                     <a:xfrm>
                       <a:off x="0" y="0"/>
-                      <a:ext cx="4985385" cy="3690620"/>
+                      <a:ext cx="5491480" cy="3118485"/>
                     </a:xfrm>
                     <a:prstGeom prst="rect">
                       <a:avLst/>
@@ -1737,9 +1480,35 @@
             <wp14:sizeRelH relativeFrom="margin">
               <wp14:pctWidth>0</wp14:pctWidth>
             </wp14:sizeRelH>
+            <wp14:sizeRelV relativeFrom="margin">
+              <wp14:pctHeight>0</wp14:pctHeight>
+            </wp14:sizeRelV>
           </wp:anchor>
         </w:drawing>
       </w:r>
+      <w:r>
+        <w:rPr>
+          <w:b/>
+          <w:bCs/>
+          <w:sz w:val="36"/>
+          <w:szCs w:val="36"/>
+          <w:lang w:bidi="ar-EG"/>
+        </w:rPr>
+        <w:t>About Page</w:t>
+      </w:r>
+    </w:p>
+    <w:p>
+      <w:pPr>
+        <w:pStyle w:val="ListParagraph"/>
+        <w:bidi w:val="0"/>
+        <w:rPr>
+          <w:b/>
+          <w:bCs/>
+          <w:sz w:val="24"/>
+          <w:szCs w:val="24"/>
+          <w:lang w:bidi="ar-EG"/>
+        </w:rPr>
+      </w:pPr>
     </w:p>
     <w:p>
       <w:pPr>
@@ -1786,9 +1555,9 @@
           <w:noProof/>
         </w:rPr>
         <w:drawing>
-          <wp:inline distT="0" distB="0" distL="0" distR="0" wp14:anchorId="1A647E59" wp14:editId="735A2E41">
-            <wp:extent cx="4566354" cy="3653193"/>
-            <wp:effectExtent l="190500" t="190500" r="196215" b="194945"/>
+          <wp:inline distT="0" distB="0" distL="0" distR="0" wp14:anchorId="1A647E59" wp14:editId="764F1FDC">
+            <wp:extent cx="4975149" cy="3653138"/>
+            <wp:effectExtent l="190500" t="190500" r="187960" b="195580"/>
             <wp:docPr id="232819914" name="Picture 1"/>
             <wp:cNvGraphicFramePr>
               <a:graphicFrameLocks xmlns:a="http://schemas.openxmlformats.org/drawingml/2006/main" noChangeAspect="1"/>
@@ -1809,7 +1578,7 @@
                   <pic:spPr>
                     <a:xfrm>
                       <a:off x="0" y="0"/>
-                      <a:ext cx="4572757" cy="3658316"/>
+                      <a:ext cx="4986416" cy="3661411"/>
                     </a:xfrm>
                     <a:prstGeom prst="rect">
                       <a:avLst/>
@@ -1856,7 +1625,6 @@
           <w:szCs w:val="24"/>
           <w:lang w:bidi="ar-EG"/>
         </w:rPr>
-        <w:lastRenderedPageBreak/>
         <w:t>Cart Shopping</w:t>
       </w:r>
     </w:p>
@@ -1877,9 +1645,9 @@
           <w:noProof/>
         </w:rPr>
         <w:drawing>
-          <wp:inline distT="0" distB="0" distL="0" distR="0" wp14:anchorId="138D9708" wp14:editId="591F8D9F">
-            <wp:extent cx="4967932" cy="3427986"/>
-            <wp:effectExtent l="190500" t="190500" r="194945" b="191770"/>
+          <wp:inline distT="0" distB="0" distL="0" distR="0" wp14:anchorId="138D9708" wp14:editId="5ECB8896">
+            <wp:extent cx="4967560" cy="3427730"/>
+            <wp:effectExtent l="190500" t="190500" r="195580" b="191770"/>
             <wp:docPr id="968257195" name="Picture 1"/>
             <wp:cNvGraphicFramePr>
               <a:graphicFrameLocks xmlns:a="http://schemas.openxmlformats.org/drawingml/2006/main" noChangeAspect="1"/>
@@ -1900,7 +1668,7 @@
                   <pic:spPr>
                     <a:xfrm>
                       <a:off x="0" y="0"/>
-                      <a:ext cx="4979290" cy="3435824"/>
+                      <a:ext cx="4982216" cy="3437843"/>
                     </a:xfrm>
                     <a:prstGeom prst="rect">
                       <a:avLst/>
@@ -1943,8 +1711,9 @@
         <w:rPr>
           <w:noProof/>
         </w:rPr>
+        <w:lastRenderedPageBreak/>
         <w:drawing>
-          <wp:anchor distT="0" distB="0" distL="114300" distR="114300" simplePos="0" relativeHeight="251659264" behindDoc="1" locked="0" layoutInCell="1" allowOverlap="1" wp14:anchorId="281B36A9" wp14:editId="6C1CF482">
+          <wp:anchor distT="0" distB="0" distL="114300" distR="114300" simplePos="0" relativeHeight="251659264" behindDoc="1" locked="0" layoutInCell="1" allowOverlap="1" wp14:anchorId="281B36A9" wp14:editId="7A6444EE">
             <wp:simplePos x="0" y="0"/>
             <wp:positionH relativeFrom="column">
               <wp:posOffset>153300</wp:posOffset>
@@ -2073,7 +1842,6 @@
           <w:szCs w:val="24"/>
           <w:lang w:bidi="ar-EG"/>
         </w:rPr>
-        <w:lastRenderedPageBreak/>
         <w:t>8. Challenges &amp; Solutions</w:t>
       </w:r>
     </w:p>
@@ -2453,7 +2221,7 @@
           <w:lang w:bidi="ar-EG"/>
         </w:rPr>
         <w:pict w14:anchorId="252FD4BE">
-          <v:rect id="_x0000_i1047" style="width:0;height:1.5pt" o:hrstd="t" o:hr="t" fillcolor="#a0a0a0" stroked="f"/>
+          <v:rect id="_x0000_i1033" style="width:0;height:1.5pt" o:hrstd="t" o:hr="t" fillcolor="#a0a0a0" stroked="f"/>
         </w:pict>
       </w:r>
     </w:p>
@@ -2520,6 +2288,7 @@
           <w:szCs w:val="24"/>
           <w:lang w:bidi="ar-EG"/>
         </w:rPr>
+        <w:lastRenderedPageBreak/>
         <w:t xml:space="preserve">• How to build a real-world web application from scratch  </w:t>
       </w:r>
     </w:p>
@@ -2612,7 +2381,7 @@
           <w:lang w:bidi="ar-EG"/>
         </w:rPr>
         <w:pict w14:anchorId="37013E49">
-          <v:rect id="_x0000_i1052" style="width:0;height:1.5pt" o:hrstd="t" o:hr="t" fillcolor="#a0a0a0" stroked="f"/>
+          <v:rect id="_x0000_i1034" style="width:0;height:1.5pt" o:hrstd="t" o:hr="t" fillcolor="#a0a0a0" stroked="f"/>
         </w:pict>
       </w:r>
     </w:p>
@@ -2681,7 +2450,7 @@
           <w:lang w:bidi="ar-EG"/>
         </w:rPr>
         <w:pict w14:anchorId="45BF5860">
-          <v:rect id="_x0000_i1037" style="width:0;height:1.5pt" o:hrstd="t" o:hr="t" fillcolor="#a0a0a0" stroked="f"/>
+          <v:rect id="_x0000_i1035" style="width:0;height:1.5pt" o:hrstd="t" o:hr="t" fillcolor="#a0a0a0" stroked="f"/>
         </w:pict>
       </w:r>
     </w:p>
@@ -7355,6 +7124,7 @@
   <w:style w:type="character" w:default="1" w:styleId="DefaultParagraphFont">
     <w:name w:val="Default Paragraph Font"/>
     <w:uiPriority w:val="1"/>
+    <w:semiHidden/>
     <w:unhideWhenUsed/>
   </w:style>
   <w:style w:type="table" w:default="1" w:styleId="TableNormal">
